--- a/рассл4.docx
+++ b/рассл4.docx
@@ -632,7 +632,7 @@
           <w:sz w:val="28"/>
           <w:szCs w:val="28"/>
         </w:rPr>
-        <w:t>Силин Егор Игоревич</w:t>
+        <w:t>Макарова Ксения Алексеевна</w:t>
       </w:r>
     </w:p>
     <w:p/>

--- a/рассл4.docx
+++ b/рассл4.docx
@@ -618,21 +618,7 @@
           <w:sz w:val="28"/>
           <w:szCs w:val="28"/>
         </w:rPr>
-        <w:t>Обучающийся</w:t>
-      </w:r>
-      <w:r>
-        <w:rPr>
-          <w:sz w:val="28"/>
-          <w:szCs w:val="28"/>
-        </w:rPr>
-        <w:t xml:space="preserve"> </w:t>
-      </w:r>
-      <w:r>
-        <w:rPr>
-          <w:sz w:val="28"/>
-          <w:szCs w:val="28"/>
-        </w:rPr>
-        <w:t>Макарова Ксения Алексеевна</w:t>
+        <w:t>Обучающийся Силин Егор Игоревич</w:t>
       </w:r>
     </w:p>
     <w:p/>
@@ -1058,7 +1044,7 @@
           <w:sz w:val="28"/>
           <w:szCs w:val="28"/>
         </w:rPr>
-        <w:t>2025</w:t>
+        <w:t>2026</w:t>
       </w:r>
     </w:p>
     <w:p/>

--- a/рассл4.docx
+++ b/рассл4.docx
@@ -2101,25 +2101,7 @@
           <w:sz w:val="28"/>
           <w:szCs w:val="28"/>
         </w:rPr>
-        <w:t>0x00000017 = 23</w:t>
-      </w:r>
-      <w:r>
-        <w:rPr>
-          <w:rFonts w:ascii="Times New Roman" w:eastAsia="Times New Roman" w:hAnsi="Times New Roman" w:cs="Times New Roman"/>
-          <w:bCs/>
-          <w:sz w:val="28"/>
-          <w:szCs w:val="28"/>
-        </w:rPr>
-        <w:t>,</w:t>
-      </w:r>
-      <w:r>
-        <w:rPr>
-          <w:rFonts w:ascii="Times New Roman" w:eastAsia="Times New Roman" w:hAnsi="Times New Roman" w:cs="Times New Roman"/>
-          <w:bCs/>
-          <w:sz w:val="28"/>
-          <w:szCs w:val="28"/>
-        </w:rPr>
-        <w:t xml:space="preserve"> что совпадает с размером файла.</w:t>
+        <w:t>Анализ шестнадцатеричного дампа inode-записи: значение 0x00000017 = 23 байта — совпадает с реальным размером файла. Это подтверждает, что поле i_size в структуре inode корректно отражает количество байт данных.</w:t>
       </w:r>
     </w:p>
     <w:p>
@@ -2141,7 +2123,7 @@
           <w:sz w:val="28"/>
           <w:szCs w:val="28"/>
         </w:rPr>
-        <w:t>Количество экстентов – 1.</w:t>
+        <w:t>Количество экстентов — 1. Файл небольшого размера и занимает непрерывный блок данных на диске, что является оптимальной ситуацией с точки зрения производительности чтения.</w:t>
       </w:r>
     </w:p>
     <w:p>

--- a/рассл4.docx
+++ b/рассл4.docx
@@ -80,29 +80,168 @@
     </w:p>
     <w:p>
       <w:pPr>
+        <w:spacing w:after="0" w:line="360" w:lineRule="auto"/>
+        <w:rPr>
+          <w:rFonts w:ascii="Times New Roman" w:eastAsia="Times New Roman" w:hAnsi="Times New Roman" w:cs="Times New Roman"/>
+          <w:bCs/>
+          <w:sz w:val="28"/>
+          <w:szCs w:val="28"/>
+        </w:rPr>
+      </w:pPr>
+      <w:r>
+        <w:rPr>
+          <w:rFonts w:ascii="Times New Roman" w:eastAsia="Times New Roman" w:hAnsi="Times New Roman" w:cs="Times New Roman"/>
+          <w:b/>
+          <w:bCs/>
+          <w:sz w:val="20"/>
+          <w:szCs w:val="20"/>
+          <w:lang w:val="x-none"/>
+        </w:rPr>
+        <w:t>МИНОБРНАУКИ РОССИИ</w:t>
+      </w:r>
+    </w:p>
+    <w:p>
+      <w:pPr>
+        <w:spacing w:after="0" w:line="360" w:lineRule="auto"/>
+        <w:rPr>
+          <w:rFonts w:ascii="Times New Roman" w:eastAsia="Times New Roman" w:hAnsi="Times New Roman" w:cs="Times New Roman"/>
+          <w:bCs/>
+          <w:sz w:val="28"/>
+          <w:szCs w:val="28"/>
+        </w:rPr>
+      </w:pPr>
+      <w:r>
+        <w:rPr>
+          <w:rFonts w:ascii="Times New Roman" w:eastAsia="Times New Roman" w:hAnsi="Times New Roman" w:cs="Times New Roman"/>
+          <w:b/>
+          <w:bCs/>
+          <w:sz w:val="22"/>
+          <w:szCs w:val="22"/>
+          <w:lang w:val="x-none"/>
+        </w:rPr>
+        <w:t>федеральное государственное бюджетное образовательное учреждение</w:t>
+      </w:r>
+    </w:p>
+    <w:p>
+      <w:pPr>
+        <w:spacing w:after="0" w:line="360" w:lineRule="auto"/>
+        <w:rPr>
+          <w:rFonts w:ascii="Times New Roman" w:eastAsia="Times New Roman" w:hAnsi="Times New Roman" w:cs="Times New Roman"/>
+          <w:bCs/>
+          <w:sz w:val="28"/>
+          <w:szCs w:val="28"/>
+        </w:rPr>
+      </w:pPr>
+      <w:r>
+        <w:rPr>
+          <w:rFonts w:ascii="Times New Roman" w:eastAsia="Times New Roman" w:hAnsi="Times New Roman" w:cs="Times New Roman"/>
+          <w:b/>
+          <w:bCs/>
+          <w:sz w:val="22"/>
+          <w:szCs w:val="22"/>
+          <w:lang w:val="x-none"/>
+        </w:rPr>
+        <w:t>высшего образования</w:t>
+      </w:r>
+    </w:p>
+    <w:p>
+      <w:pPr>
+        <w:spacing w:after="0" w:line="360" w:lineRule="auto"/>
+        <w:rPr>
+          <w:rFonts w:ascii="Times New Roman" w:eastAsia="Times New Roman" w:hAnsi="Times New Roman" w:cs="Times New Roman"/>
+          <w:bCs/>
+          <w:sz w:val="28"/>
+          <w:szCs w:val="28"/>
+        </w:rPr>
+      </w:pPr>
+      <w:r>
+        <w:rPr>
+          <w:rFonts w:ascii="Times New Roman" w:eastAsia="Times New Roman" w:hAnsi="Times New Roman" w:cs="Times New Roman"/>
+          <w:b/>
+          <w:bCs/>
+          <w:sz w:val="22"/>
+          <w:szCs w:val="22"/>
+          <w:lang w:val="x-none"/>
+        </w:rPr>
+        <w:t>«САНКТ-ПЕТЕРБУРГСКИЙ ГОСУДАРСТВЕННЫЙ ЭКОНОМИЧЕСКИЙ</w:t>
+      </w:r>
+    </w:p>
+    <w:p>
+      <w:pPr>
+        <w:spacing w:after="0" w:line="360" w:lineRule="auto"/>
+        <w:rPr>
+          <w:rFonts w:ascii="Times New Roman" w:eastAsia="Times New Roman" w:hAnsi="Times New Roman" w:cs="Times New Roman"/>
+          <w:bCs/>
+          <w:sz w:val="28"/>
+          <w:szCs w:val="28"/>
+        </w:rPr>
+      </w:pPr>
+      <w:r>
+        <w:rPr>
+          <w:rFonts w:ascii="Times New Roman" w:eastAsia="Times New Roman" w:hAnsi="Times New Roman" w:cs="Times New Roman"/>
+          <w:b/>
+          <w:bCs/>
+          <w:sz w:val="22"/>
+          <w:szCs w:val="22"/>
+        </w:rPr>
+        <w:t>УНИВЕРСИТЕТ»</w:t>
+      </w:r>
+    </w:p>
+    <w:p>
+      <w:pPr>
+        <w:spacing w:after="0" w:line="360" w:lineRule="auto"/>
+        <w:rPr>
+          <w:rFonts w:ascii="Times New Roman" w:eastAsia="Times New Roman" w:hAnsi="Times New Roman" w:cs="Times New Roman"/>
+          <w:bCs/>
+          <w:sz w:val="28"/>
+          <w:szCs w:val="28"/>
+        </w:rPr>
+      </w:pPr>
+      <w:r>
+        <w:rPr>
+          <w:rFonts w:ascii="Times New Roman" w:eastAsia="Times New Roman" w:hAnsi="Times New Roman" w:cs="Times New Roman"/>
+          <w:b/>
+          <w:bCs/>
+          <w:sz w:val="22"/>
+          <w:szCs w:val="22"/>
+        </w:rPr>
+        <w:t>(</w:t>
+      </w:r>
+      <w:proofErr w:type="spellStart"/>
+      <w:r>
+        <w:rPr>
+          <w:rFonts w:ascii="Times New Roman" w:eastAsia="Times New Roman" w:hAnsi="Times New Roman" w:cs="Times New Roman"/>
+          <w:b/>
+          <w:bCs/>
+          <w:sz w:val="22"/>
+          <w:szCs w:val="22"/>
+        </w:rPr>
+        <w:t>СПбГЭУ</w:t>
+      </w:r>
+      <w:proofErr w:type="spellEnd"/>
+      <w:r>
+        <w:rPr>
+          <w:rFonts w:ascii="Times New Roman" w:eastAsia="Times New Roman" w:hAnsi="Times New Roman" w:cs="Times New Roman"/>
+          <w:b/>
+          <w:bCs/>
+          <w:sz w:val="22"/>
+          <w:szCs w:val="22"/>
+        </w:rPr>
+        <w:t>)</w:t>
+      </w:r>
+    </w:p>
+    <w:p>
+      <w:pPr>
         <w:tabs>
           <w:tab w:val="left" w:pos="5790"/>
         </w:tabs>
         <w:spacing w:after="0" w:line="240" w:lineRule="auto"/>
         <w:jc w:val="center"/>
         <w:rPr>
-          <w:b/>
-          <w:bCs/>
-          <w:sz w:val="20"/>
-          <w:szCs w:val="20"/>
-          <w:lang w:val="x-none"/>
-        </w:rPr>
-      </w:pPr>
-      <w:r>
-        <w:rPr>
-          <w:b/>
-          <w:bCs/>
-          <w:sz w:val="20"/>
-          <w:szCs w:val="20"/>
-          <w:lang w:val="x-none"/>
-        </w:rPr>
-        <w:t>МИНОБРНАУКИ РОССИИ</w:t>
-      </w:r>
+          <w:sz w:val="28"/>
+          <w:szCs w:val="28"/>
+        </w:rPr>
+      </w:pPr>
     </w:p>
     <w:p>
       <w:pPr>
@@ -112,356 +251,204 @@
         <w:spacing w:after="0" w:line="240" w:lineRule="auto"/>
         <w:jc w:val="center"/>
         <w:rPr>
+          <w:sz w:val="28"/>
+          <w:szCs w:val="28"/>
+        </w:rPr>
+      </w:pPr>
+    </w:p>
+    <w:p>
+      <w:pPr>
+        <w:spacing w:after="0" w:line="360" w:lineRule="auto"/>
+        <w:rPr>
+          <w:rFonts w:ascii="Times New Roman" w:eastAsia="Times New Roman" w:hAnsi="Times New Roman" w:cs="Times New Roman"/>
+          <w:bCs/>
+          <w:sz w:val="28"/>
+          <w:szCs w:val="28"/>
+        </w:rPr>
+      </w:pPr>
+      <w:r>
+        <w:rPr>
+          <w:rFonts w:ascii="Times New Roman" w:eastAsia="Times New Roman" w:hAnsi="Times New Roman" w:cs="Times New Roman"/>
+          <w:sz w:val="28"/>
+          <w:szCs w:val="28"/>
+        </w:rPr>
+        <w:t xml:space="preserve">Факультет </w:t>
+      </w:r>
+      <w:r>
+        <w:rPr>
+          <w:rFonts w:ascii="Times New Roman" w:eastAsia="Times New Roman" w:hAnsi="Times New Roman" w:cs="Times New Roman"/>
+          <w:sz w:val="28"/>
+          <w:szCs w:val="28"/>
+        </w:rPr>
+        <w:t>экономики, финансов и информационных технологий</w:t>
+      </w:r>
+    </w:p>
+    <w:p>
+      <w:pPr>
+        <w:spacing w:after="0" w:line="360" w:lineRule="auto"/>
+        <w:rPr>
+          <w:rFonts w:ascii="Times New Roman" w:eastAsia="Times New Roman" w:hAnsi="Times New Roman" w:cs="Times New Roman"/>
+          <w:bCs/>
+          <w:sz w:val="28"/>
+          <w:szCs w:val="28"/>
+        </w:rPr>
+      </w:pPr>
+      <w:r>
+        <w:rPr>
+          <w:rFonts w:ascii="Times New Roman" w:eastAsia="Times New Roman" w:hAnsi="Times New Roman" w:cs="Times New Roman"/>
+          <w:sz w:val="28"/>
+          <w:szCs w:val="28"/>
+        </w:rPr>
+        <w:t>Кафедра безопасности информационных технологий и компьютерных систем</w:t>
+      </w:r>
+    </w:p>
+    <w:p>
+      <w:pPr>
+        <w:spacing w:after="0" w:line="240" w:lineRule="auto"/>
+        <w:rPr>
+          <w:sz w:val="28"/>
+          <w:szCs w:val="28"/>
+        </w:rPr>
+      </w:pPr>
+    </w:p>
+    <w:p>
+      <w:pPr>
+        <w:spacing w:after="0" w:line="360" w:lineRule="auto"/>
+        <w:rPr>
+          <w:rFonts w:ascii="Times New Roman" w:eastAsia="Times New Roman" w:hAnsi="Times New Roman" w:cs="Times New Roman"/>
+          <w:bCs/>
+          <w:sz w:val="28"/>
+          <w:szCs w:val="28"/>
+        </w:rPr>
+      </w:pPr>
+      <w:r>
+        <w:rPr>
+          <w:rFonts w:ascii="Times New Roman" w:eastAsia="Times New Roman" w:hAnsi="Times New Roman" w:cs="Times New Roman"/>
           <w:b/>
-          <w:bCs/>
-          <w:sz w:val="22"/>
-          <w:szCs w:val="22"/>
-          <w:lang w:val="x-none"/>
-        </w:rPr>
-      </w:pPr>
-      <w:r>
-        <w:rPr>
+          <w:sz w:val="28"/>
+          <w:szCs w:val="28"/>
+        </w:rPr>
+        <w:t xml:space="preserve">ПРАКТИЧЕСКАЯ РАБОТА № </w:t>
+      </w:r>
+      <w:r>
+        <w:rPr>
+          <w:rFonts w:ascii="Times New Roman" w:eastAsia="Times New Roman" w:hAnsi="Times New Roman" w:cs="Times New Roman"/>
           <w:b/>
-          <w:bCs/>
-          <w:sz w:val="22"/>
-          <w:szCs w:val="22"/>
-          <w:lang w:val="x-none"/>
-        </w:rPr>
-        <w:t>федеральное государственное бюджетное образовательное учреждение</w:t>
-      </w:r>
-    </w:p>
-    <w:p>
-      <w:pPr>
-        <w:tabs>
-          <w:tab w:val="left" w:pos="5790"/>
-        </w:tabs>
+          <w:sz w:val="28"/>
+          <w:szCs w:val="28"/>
+        </w:rPr>
+        <w:t>4</w:t>
+      </w:r>
+    </w:p>
+    <w:p>
+      <w:pPr>
+        <w:spacing w:after="0" w:line="360" w:lineRule="auto"/>
+        <w:rPr>
+          <w:rFonts w:ascii="Times New Roman" w:eastAsia="Times New Roman" w:hAnsi="Times New Roman" w:cs="Times New Roman"/>
+          <w:bCs/>
+          <w:sz w:val="28"/>
+          <w:szCs w:val="28"/>
+        </w:rPr>
+      </w:pPr>
+      <w:r>
+        <w:rPr>
+          <w:rFonts w:ascii="Times New Roman" w:eastAsia="Times New Roman" w:hAnsi="Times New Roman" w:cs="Times New Roman"/>
+          <w:sz w:val="28"/>
+          <w:szCs w:val="28"/>
+        </w:rPr>
+        <w:t>по дисциплине:</w:t>
+      </w:r>
+    </w:p>
+    <w:p>
+      <w:pPr>
+        <w:spacing w:after="0" w:line="360" w:lineRule="auto"/>
+        <w:rPr>
+          <w:rFonts w:ascii="Times New Roman" w:eastAsia="Times New Roman" w:hAnsi="Times New Roman" w:cs="Times New Roman"/>
+          <w:bCs/>
+          <w:sz w:val="28"/>
+          <w:szCs w:val="28"/>
+        </w:rPr>
+      </w:pPr>
+      <w:r>
+        <w:rPr>
+          <w:rFonts w:ascii="Times New Roman" w:eastAsia="Times New Roman" w:hAnsi="Times New Roman" w:cs="Times New Roman"/>
+          <w:sz w:val="28"/>
+          <w:szCs w:val="28"/>
+        </w:rPr>
+        <w:t>«</w:t>
+      </w:r>
+      <w:r>
+        <w:rPr>
+          <w:rFonts w:ascii="Times New Roman" w:eastAsia="Calibri" w:hAnsi="Times New Roman" w:cs="Times New Roman"/>
+          <w:b/>
+          <w:sz w:val="28"/>
+          <w:szCs w:val="28"/>
+        </w:rPr>
+        <w:t>Расследование инциден</w:t>
+      </w:r>
+      <w:r>
+        <w:rPr>
+          <w:rFonts w:ascii="Times New Roman" w:eastAsia="Calibri" w:hAnsi="Times New Roman" w:cs="Times New Roman"/>
+          <w:b/>
+          <w:sz w:val="28"/>
+          <w:szCs w:val="28"/>
+        </w:rPr>
+        <w:t>тов информационной безопасности</w:t>
+      </w:r>
+      <w:r>
+        <w:rPr>
+          <w:rFonts w:ascii="Times New Roman" w:eastAsia="Times New Roman" w:hAnsi="Times New Roman" w:cs="Times New Roman"/>
+          <w:sz w:val="28"/>
+          <w:szCs w:val="28"/>
+        </w:rPr>
+        <w:t>»</w:t>
+      </w:r>
+    </w:p>
+    <w:p>
+      <w:pPr>
         <w:spacing w:after="0" w:line="240" w:lineRule="auto"/>
         <w:jc w:val="center"/>
         <w:rPr>
           <w:b/>
-          <w:bCs/>
-          <w:sz w:val="22"/>
-          <w:szCs w:val="22"/>
-          <w:lang w:val="x-none"/>
-        </w:rPr>
-      </w:pPr>
-      <w:r>
-        <w:rPr>
-          <w:b/>
-          <w:bCs/>
-          <w:sz w:val="22"/>
-          <w:szCs w:val="22"/>
-          <w:lang w:val="x-none"/>
-        </w:rPr>
-        <w:t>высшего образования</w:t>
-      </w:r>
-    </w:p>
-    <w:p>
-      <w:pPr>
-        <w:tabs>
-          <w:tab w:val="left" w:pos="5790"/>
-        </w:tabs>
+          <w:sz w:val="28"/>
+          <w:szCs w:val="28"/>
+        </w:rPr>
+      </w:pPr>
+    </w:p>
+    <w:p>
+      <w:pPr>
         <w:spacing w:after="0" w:line="240" w:lineRule="auto"/>
         <w:jc w:val="center"/>
         <w:rPr>
           <w:b/>
-          <w:bCs/>
-          <w:sz w:val="22"/>
-          <w:szCs w:val="22"/>
-          <w:lang w:val="x-none"/>
-        </w:rPr>
-      </w:pPr>
-      <w:r>
-        <w:rPr>
-          <w:b/>
-          <w:bCs/>
-          <w:sz w:val="22"/>
-          <w:szCs w:val="22"/>
-          <w:lang w:val="x-none"/>
-        </w:rPr>
-        <w:t>«САНКТ-ПЕТЕРБУРГСКИЙ ГОСУДАРСТВЕННЫЙ ЭКОНОМИЧЕСКИЙ</w:t>
-      </w:r>
-    </w:p>
-    <w:p>
-      <w:pPr>
-        <w:tabs>
-          <w:tab w:val="left" w:pos="5790"/>
-        </w:tabs>
+          <w:sz w:val="28"/>
+          <w:szCs w:val="28"/>
+        </w:rPr>
+      </w:pPr>
+    </w:p>
+    <w:p>
+      <w:pPr>
         <w:spacing w:after="0" w:line="240" w:lineRule="auto"/>
         <w:jc w:val="center"/>
         <w:rPr>
-          <w:b/>
-          <w:bCs/>
-          <w:sz w:val="22"/>
-          <w:szCs w:val="22"/>
-        </w:rPr>
-      </w:pPr>
-      <w:r>
-        <w:rPr>
-          <w:b/>
-          <w:bCs/>
-          <w:sz w:val="22"/>
-          <w:szCs w:val="22"/>
-        </w:rPr>
-        <w:t>УНИВЕРСИТЕТ»</w:t>
-      </w:r>
-    </w:p>
-    <w:p>
-      <w:pPr>
-        <w:tabs>
-          <w:tab w:val="left" w:pos="5790"/>
-        </w:tabs>
-        <w:spacing w:after="0" w:line="240" w:lineRule="auto"/>
-        <w:jc w:val="center"/>
-        <w:rPr>
-          <w:b/>
-          <w:bCs/>
-          <w:sz w:val="22"/>
-          <w:szCs w:val="22"/>
-        </w:rPr>
-      </w:pPr>
-      <w:r>
-        <w:rPr>
-          <w:b/>
-          <w:bCs/>
-          <w:sz w:val="22"/>
-          <w:szCs w:val="22"/>
-        </w:rPr>
-        <w:t>(</w:t>
-      </w:r>
-      <w:proofErr w:type="spellStart"/>
-      <w:r>
-        <w:rPr>
-          <w:b/>
-          <w:bCs/>
-          <w:sz w:val="22"/>
-          <w:szCs w:val="22"/>
-        </w:rPr>
-        <w:t>СПбГЭУ</w:t>
-      </w:r>
-      <w:proofErr w:type="spellEnd"/>
-      <w:r>
-        <w:rPr>
-          <w:b/>
-          <w:bCs/>
-          <w:sz w:val="22"/>
-          <w:szCs w:val="22"/>
-        </w:rPr>
-        <w:t>)</w:t>
-      </w:r>
-    </w:p>
-    <w:p>
-      <w:pPr>
-        <w:tabs>
-          <w:tab w:val="left" w:pos="5790"/>
-        </w:tabs>
-        <w:spacing w:after="0" w:line="240" w:lineRule="auto"/>
-        <w:jc w:val="center"/>
-        <w:rPr>
-          <w:sz w:val="28"/>
-          <w:szCs w:val="28"/>
-        </w:rPr>
-      </w:pPr>
-    </w:p>
-    <w:p>
-      <w:pPr>
-        <w:tabs>
-          <w:tab w:val="left" w:pos="5790"/>
-        </w:tabs>
-        <w:spacing w:after="0" w:line="240" w:lineRule="auto"/>
-        <w:jc w:val="center"/>
-        <w:rPr>
-          <w:sz w:val="28"/>
-          <w:szCs w:val="28"/>
-        </w:rPr>
-      </w:pPr>
-    </w:p>
-    <w:p>
-      <w:pPr>
-        <w:tabs>
-          <w:tab w:val="left" w:pos="5790"/>
-        </w:tabs>
-        <w:spacing w:after="0" w:line="240" w:lineRule="auto"/>
-        <w:jc w:val="center"/>
-        <w:rPr>
-          <w:sz w:val="28"/>
-          <w:szCs w:val="28"/>
-        </w:rPr>
-      </w:pPr>
-      <w:r>
-        <w:rPr>
-          <w:sz w:val="28"/>
-          <w:szCs w:val="28"/>
-        </w:rPr>
-        <w:t xml:space="preserve">Факультет </w:t>
-      </w:r>
-      <w:r>
-        <w:rPr>
-          <w:sz w:val="28"/>
-          <w:szCs w:val="28"/>
-        </w:rPr>
-        <w:t>экономики, финансов и информационных технологий</w:t>
-      </w:r>
-    </w:p>
-    <w:p>
-      <w:pPr>
-        <w:tabs>
-          <w:tab w:val="left" w:pos="5790"/>
-        </w:tabs>
-        <w:spacing w:after="0" w:line="240" w:lineRule="auto"/>
-        <w:jc w:val="center"/>
-        <w:rPr>
-          <w:sz w:val="28"/>
-          <w:szCs w:val="28"/>
-        </w:rPr>
-      </w:pPr>
-      <w:r>
-        <w:rPr>
-          <w:sz w:val="28"/>
-          <w:szCs w:val="28"/>
-        </w:rPr>
-        <w:t>Кафедра безопасности информационных технологий и компьютерных систем</w:t>
-      </w:r>
-    </w:p>
-    <w:p>
-      <w:pPr>
-        <w:spacing w:after="0" w:line="240" w:lineRule="auto"/>
-        <w:rPr>
-          <w:sz w:val="28"/>
-          <w:szCs w:val="28"/>
-        </w:rPr>
-      </w:pPr>
-    </w:p>
-    <w:p>
-      <w:pPr>
-        <w:spacing w:after="0" w:line="240" w:lineRule="auto"/>
-        <w:jc w:val="center"/>
-        <w:rPr>
-          <w:b/>
-          <w:sz w:val="28"/>
-          <w:szCs w:val="28"/>
-        </w:rPr>
-      </w:pPr>
-      <w:r>
-        <w:rPr>
-          <w:b/>
-          <w:sz w:val="28"/>
-          <w:szCs w:val="28"/>
-        </w:rPr>
-        <w:t xml:space="preserve">ПРАКТИЧЕСКАЯ РАБОТА № </w:t>
-      </w:r>
-      <w:r>
-        <w:rPr>
-          <w:b/>
-          <w:sz w:val="28"/>
-          <w:szCs w:val="28"/>
-        </w:rPr>
-        <w:t>4</w:t>
-      </w:r>
-    </w:p>
-    <w:p>
-      <w:pPr>
-        <w:spacing w:after="0" w:line="240" w:lineRule="auto"/>
-        <w:jc w:val="center"/>
-        <w:rPr>
-          <w:sz w:val="28"/>
-          <w:szCs w:val="28"/>
-        </w:rPr>
-      </w:pPr>
-      <w:r>
-        <w:rPr>
-          <w:sz w:val="28"/>
-          <w:szCs w:val="28"/>
-        </w:rPr>
-        <w:t>по дисциплине:</w:t>
-      </w:r>
-    </w:p>
-    <w:p>
-      <w:pPr>
-        <w:spacing w:after="0" w:line="240" w:lineRule="auto"/>
-        <w:jc w:val="center"/>
-        <w:rPr>
-          <w:sz w:val="28"/>
-          <w:szCs w:val="28"/>
-        </w:rPr>
-      </w:pPr>
-      <w:r>
-        <w:rPr>
-          <w:sz w:val="28"/>
-          <w:szCs w:val="28"/>
-        </w:rPr>
-        <w:t>«</w:t>
-      </w:r>
-      <w:r>
-        <w:rPr>
-          <w:rFonts w:ascii="Times New Roman" w:eastAsia="Calibri" w:hAnsi="Times New Roman" w:cs="Times New Roman"/>
-          <w:b/>
-          <w:sz w:val="28"/>
-          <w:szCs w:val="28"/>
-        </w:rPr>
-        <w:t>Расследование инциден</w:t>
-      </w:r>
-      <w:r>
-        <w:rPr>
-          <w:rFonts w:ascii="Times New Roman" w:eastAsia="Calibri" w:hAnsi="Times New Roman" w:cs="Times New Roman"/>
-          <w:b/>
-          <w:sz w:val="28"/>
-          <w:szCs w:val="28"/>
-        </w:rPr>
-        <w:t>тов информационной безопасности</w:t>
-      </w:r>
-      <w:r>
-        <w:rPr>
-          <w:sz w:val="28"/>
-          <w:szCs w:val="28"/>
-        </w:rPr>
-        <w:t>»</w:t>
-      </w:r>
-    </w:p>
-    <w:p>
-      <w:pPr>
-        <w:spacing w:after="0" w:line="240" w:lineRule="auto"/>
-        <w:jc w:val="center"/>
-        <w:rPr>
-          <w:b/>
-          <w:sz w:val="28"/>
-          <w:szCs w:val="28"/>
-        </w:rPr>
-      </w:pPr>
-    </w:p>
-    <w:p>
-      <w:pPr>
-        <w:spacing w:after="0" w:line="240" w:lineRule="auto"/>
-        <w:jc w:val="center"/>
-        <w:rPr>
-          <w:b/>
-          <w:sz w:val="28"/>
-          <w:szCs w:val="28"/>
-        </w:rPr>
-      </w:pPr>
-    </w:p>
-    <w:p>
-      <w:pPr>
-        <w:spacing w:after="0" w:line="240" w:lineRule="auto"/>
-        <w:jc w:val="center"/>
-        <w:rPr>
-          <w:sz w:val="28"/>
-          <w:szCs w:val="28"/>
-        </w:rPr>
-      </w:pPr>
-    </w:p>
-    <w:p>
-      <w:pPr>
-        <w:pStyle w:val="ac"/>
-        <w:spacing w:after="0" w:line="240" w:lineRule="auto"/>
-        <w:ind w:firstLine="0"/>
-        <w:rPr>
-          <w:sz w:val="28"/>
-          <w:szCs w:val="28"/>
-        </w:rPr>
-      </w:pPr>
-      <w:r>
-        <w:rPr>
+          <w:sz w:val="28"/>
+          <w:szCs w:val="28"/>
+        </w:rPr>
+      </w:pPr>
+    </w:p>
+    <w:p>
+      <w:pPr>
+        <w:spacing w:after="0" w:line="360" w:lineRule="auto"/>
+        <w:rPr>
+          <w:rFonts w:ascii="Times New Roman" w:eastAsia="Times New Roman" w:hAnsi="Times New Roman" w:cs="Times New Roman"/>
+          <w:bCs/>
+          <w:sz w:val="28"/>
+          <w:szCs w:val="28"/>
+        </w:rPr>
+      </w:pPr>
+      <w:r>
+        <w:rPr>
+          <w:rFonts w:ascii="Times New Roman" w:eastAsia="Times New Roman" w:hAnsi="Times New Roman" w:cs="Times New Roman"/>
           <w:sz w:val="28"/>
           <w:szCs w:val="28"/>
         </w:rPr>
@@ -469,6 +456,7 @@
       </w:r>
       <w:r>
         <w:rPr>
+          <w:rFonts w:ascii="Times New Roman" w:eastAsia="Times New Roman" w:hAnsi="Times New Roman" w:cs="Times New Roman"/>
           <w:sz w:val="28"/>
           <w:szCs w:val="28"/>
         </w:rPr>
@@ -476,6 +464,7 @@
       </w:r>
       <w:r>
         <w:rPr>
+          <w:rFonts w:ascii="Times New Roman" w:eastAsia="Times New Roman" w:hAnsi="Times New Roman" w:cs="Times New Roman"/>
           <w:sz w:val="28"/>
           <w:szCs w:val="28"/>
         </w:rPr>
@@ -527,16 +516,17 @@
     </w:p>
     <w:p>
       <w:pPr>
-        <w:pStyle w:val="CM35"/>
-        <w:spacing w:after="0" w:line="240" w:lineRule="auto"/>
-        <w:jc w:val="both"/>
-        <w:rPr>
-          <w:sz w:val="28"/>
-          <w:szCs w:val="28"/>
-        </w:rPr>
-      </w:pPr>
-      <w:r>
-        <w:rPr>
+        <w:spacing w:after="0" w:line="360" w:lineRule="auto"/>
+        <w:rPr>
+          <w:rFonts w:ascii="Times New Roman" w:eastAsia="Times New Roman" w:hAnsi="Times New Roman" w:cs="Times New Roman"/>
+          <w:bCs/>
+          <w:sz w:val="28"/>
+          <w:szCs w:val="28"/>
+        </w:rPr>
+      </w:pPr>
+      <w:r>
+        <w:rPr>
+          <w:rFonts w:ascii="Times New Roman" w:eastAsia="Times New Roman" w:hAnsi="Times New Roman" w:cs="Times New Roman"/>
           <w:sz w:val="28"/>
           <w:szCs w:val="28"/>
         </w:rPr>
@@ -544,6 +534,7 @@
       </w:r>
       <w:r>
         <w:rPr>
+          <w:rFonts w:ascii="Times New Roman" w:eastAsia="Times New Roman" w:hAnsi="Times New Roman" w:cs="Times New Roman"/>
           <w:sz w:val="28"/>
           <w:szCs w:val="28"/>
         </w:rPr>
@@ -551,6 +542,7 @@
       </w:r>
       <w:r>
         <w:rPr>
+          <w:rFonts w:ascii="Times New Roman" w:eastAsia="Times New Roman" w:hAnsi="Times New Roman" w:cs="Times New Roman"/>
           <w:sz w:val="28"/>
           <w:szCs w:val="28"/>
         </w:rPr>
@@ -558,6 +550,7 @@
       </w:r>
       <w:r>
         <w:rPr>
+          <w:rFonts w:ascii="Times New Roman" w:eastAsia="Times New Roman" w:hAnsi="Times New Roman" w:cs="Times New Roman"/>
           <w:sz w:val="28"/>
           <w:szCs w:val="28"/>
         </w:rPr>
@@ -565,6 +558,7 @@
       </w:r>
       <w:r>
         <w:rPr>
+          <w:rFonts w:ascii="Times New Roman" w:eastAsia="Times New Roman" w:hAnsi="Times New Roman" w:cs="Times New Roman"/>
           <w:sz w:val="28"/>
           <w:szCs w:val="28"/>
         </w:rPr>
@@ -572,6 +566,7 @@
       </w:r>
       <w:r>
         <w:rPr>
+          <w:rFonts w:ascii="Times New Roman" w:eastAsia="Times New Roman" w:hAnsi="Times New Roman" w:cs="Times New Roman"/>
           <w:sz w:val="28"/>
           <w:szCs w:val="28"/>
         </w:rPr>
@@ -579,6 +574,7 @@
       </w:r>
       <w:r>
         <w:rPr>
+          <w:rFonts w:ascii="Times New Roman" w:eastAsia="Times New Roman" w:hAnsi="Times New Roman" w:cs="Times New Roman"/>
           <w:sz w:val="28"/>
           <w:szCs w:val="28"/>
         </w:rPr>
@@ -586,6 +582,7 @@
       </w:r>
       <w:r>
         <w:rPr>
+          <w:rFonts w:ascii="Times New Roman" w:eastAsia="Times New Roman" w:hAnsi="Times New Roman" w:cs="Times New Roman"/>
           <w:sz w:val="28"/>
           <w:szCs w:val="28"/>
         </w:rPr>
@@ -605,16 +602,17 @@
     </w:p>
     <w:p>
       <w:pPr>
-        <w:pStyle w:val="CM35"/>
-        <w:spacing w:after="0" w:line="240" w:lineRule="auto"/>
-        <w:ind w:right="-436"/>
-        <w:rPr>
-          <w:sz w:val="28"/>
-          <w:szCs w:val="28"/>
-        </w:rPr>
-      </w:pPr>
-      <w:r>
-        <w:rPr>
+        <w:spacing w:after="0" w:line="360" w:lineRule="auto"/>
+        <w:rPr>
+          <w:rFonts w:ascii="Times New Roman" w:eastAsia="Times New Roman" w:hAnsi="Times New Roman" w:cs="Times New Roman"/>
+          <w:bCs/>
+          <w:sz w:val="28"/>
+          <w:szCs w:val="28"/>
+        </w:rPr>
+      </w:pPr>
+      <w:r>
+        <w:rPr>
+          <w:rFonts w:ascii="Times New Roman" w:eastAsia="Times New Roman" w:hAnsi="Times New Roman" w:cs="Times New Roman"/>
           <w:sz w:val="28"/>
           <w:szCs w:val="28"/>
         </w:rPr>
@@ -624,15 +622,17 @@
     <w:p/>
     <w:p>
       <w:pPr>
-        <w:pStyle w:val="Default"/>
-        <w:jc w:val="both"/>
-        <w:rPr>
-          <w:sz w:val="28"/>
-          <w:szCs w:val="28"/>
-        </w:rPr>
-      </w:pPr>
-      <w:r>
-        <w:rPr>
+        <w:spacing w:after="0" w:line="360" w:lineRule="auto"/>
+        <w:rPr>
+          <w:rFonts w:ascii="Times New Roman" w:eastAsia="Times New Roman" w:hAnsi="Times New Roman" w:cs="Times New Roman"/>
+          <w:bCs/>
+          <w:sz w:val="28"/>
+          <w:szCs w:val="28"/>
+        </w:rPr>
+      </w:pPr>
+      <w:r>
+        <w:rPr>
+          <w:rFonts w:ascii="Times New Roman" w:eastAsia="Times New Roman" w:hAnsi="Times New Roman" w:cs="Times New Roman"/>
           <w:sz w:val="28"/>
           <w:szCs w:val="28"/>
         </w:rPr>
@@ -640,6 +640,7 @@
       </w:r>
       <w:r>
         <w:rPr>
+          <w:rFonts w:ascii="Times New Roman" w:eastAsia="Times New Roman" w:hAnsi="Times New Roman" w:cs="Times New Roman"/>
           <w:sz w:val="28"/>
           <w:szCs w:val="28"/>
         </w:rPr>
@@ -647,6 +648,7 @@
       </w:r>
       <w:r>
         <w:rPr>
+          <w:rFonts w:ascii="Times New Roman" w:eastAsia="Times New Roman" w:hAnsi="Times New Roman" w:cs="Times New Roman"/>
           <w:sz w:val="28"/>
           <w:szCs w:val="28"/>
         </w:rPr>
@@ -654,6 +656,7 @@
       </w:r>
       <w:r>
         <w:rPr>
+          <w:rFonts w:ascii="Times New Roman" w:eastAsia="Times New Roman" w:hAnsi="Times New Roman" w:cs="Times New Roman"/>
           <w:sz w:val="28"/>
           <w:szCs w:val="28"/>
         </w:rPr>
@@ -661,6 +664,7 @@
       </w:r>
       <w:r>
         <w:rPr>
+          <w:rFonts w:ascii="Times New Roman" w:eastAsia="Times New Roman" w:hAnsi="Times New Roman" w:cs="Times New Roman"/>
           <w:sz w:val="28"/>
           <w:szCs w:val="28"/>
         </w:rPr>
@@ -668,6 +672,7 @@
       </w:r>
       <w:r>
         <w:rPr>
+          <w:rFonts w:ascii="Times New Roman" w:eastAsia="Times New Roman" w:hAnsi="Times New Roman" w:cs="Times New Roman"/>
           <w:sz w:val="28"/>
           <w:szCs w:val="28"/>
         </w:rPr>
@@ -675,6 +680,7 @@
       </w:r>
       <w:r>
         <w:rPr>
+          <w:rFonts w:ascii="Times New Roman" w:eastAsia="Times New Roman" w:hAnsi="Times New Roman" w:cs="Times New Roman"/>
           <w:sz w:val="28"/>
           <w:szCs w:val="28"/>
         </w:rPr>
@@ -704,71 +710,169 @@
     </w:p>
     <w:p>
       <w:pPr>
-        <w:pStyle w:val="ac"/>
-        <w:tabs>
-          <w:tab w:val="right" w:leader="underscore" w:pos="9072"/>
-        </w:tabs>
+        <w:spacing w:after="0" w:line="360" w:lineRule="auto"/>
+        <w:rPr>
+          <w:rFonts w:ascii="Times New Roman" w:eastAsia="Times New Roman" w:hAnsi="Times New Roman" w:cs="Times New Roman"/>
+          <w:bCs/>
+          <w:sz w:val="28"/>
+          <w:szCs w:val="28"/>
+        </w:rPr>
+      </w:pPr>
+      <w:r>
+        <w:rPr>
+          <w:rFonts w:ascii="Times New Roman" w:eastAsia="Times New Roman" w:hAnsi="Times New Roman" w:cs="Times New Roman"/>
+          <w:sz w:val="28"/>
+          <w:szCs w:val="28"/>
+        </w:rPr>
+        <w:t>Проверил</w:t>
+      </w:r>
+      <w:r>
+        <w:rPr>
+          <w:rFonts w:ascii="Times New Roman" w:eastAsia="Times New Roman" w:hAnsi="Times New Roman" w:cs="Times New Roman"/>
+          <w:iCs/>
+          <w:sz w:val="28"/>
+          <w:szCs w:val="28"/>
+        </w:rPr>
+        <w:t xml:space="preserve"> </w:t>
+      </w:r>
+      <w:r>
+        <w:rPr>
+          <w:rFonts w:ascii="Times New Roman" w:eastAsia="Times New Roman" w:hAnsi="Times New Roman" w:cs="Times New Roman"/>
+          <w:sz w:val="28"/>
+          <w:szCs w:val="28"/>
+        </w:rPr>
+        <w:t>_____</w:t>
+      </w:r>
+      <w:r>
+        <w:rPr>
+          <w:rFonts w:ascii="Times New Roman" w:eastAsia="Times New Roman" w:hAnsi="Times New Roman" w:cs="Times New Roman"/>
+          <w:sz w:val="28"/>
+          <w:szCs w:val="28"/>
+          <w:u w:val="single"/>
+        </w:rPr>
+        <w:t xml:space="preserve">Васильева И.Н. </w:t>
+      </w:r>
+      <w:r>
+        <w:rPr>
+          <w:rFonts w:ascii="Times New Roman" w:eastAsia="Times New Roman" w:hAnsi="Times New Roman" w:cs="Times New Roman"/>
+          <w:sz w:val="28"/>
+          <w:szCs w:val="28"/>
+        </w:rPr>
+        <w:t>_________________________________</w:t>
+      </w:r>
+    </w:p>
+    <w:p>
+      <w:pPr>
         <w:spacing w:after="0" w:line="240" w:lineRule="auto"/>
-        <w:ind w:firstLine="0"/>
-        <w:jc w:val="left"/>
-        <w:rPr>
-          <w:sz w:val="28"/>
-          <w:szCs w:val="28"/>
-        </w:rPr>
-      </w:pPr>
-      <w:r>
-        <w:rPr>
-          <w:sz w:val="28"/>
-          <w:szCs w:val="28"/>
-        </w:rPr>
-        <w:t>Проверил</w:t>
-      </w:r>
-      <w:r>
-        <w:rPr>
-          <w:iCs/>
-          <w:sz w:val="28"/>
-          <w:szCs w:val="28"/>
-        </w:rPr>
-        <w:t xml:space="preserve"> </w:t>
-      </w:r>
-      <w:r>
-        <w:rPr>
-          <w:sz w:val="28"/>
-          <w:szCs w:val="28"/>
-        </w:rPr>
-        <w:t>_____</w:t>
-      </w:r>
-      <w:r>
-        <w:rPr>
+        <w:rPr>
+          <w:sz w:val="28"/>
+          <w:szCs w:val="28"/>
+        </w:rPr>
+      </w:pPr>
+      <w:r>
+        <w:rPr>
+          <w:sz w:val="28"/>
+          <w:szCs w:val="28"/>
+        </w:rPr>
+        <w:t xml:space="preserve">   </w:t>
+      </w:r>
+      <w:r>
+        <w:rPr>
+          <w:sz w:val="28"/>
+          <w:szCs w:val="28"/>
+        </w:rPr>
+        <w:tab/>
+      </w:r>
+      <w:r>
+        <w:rPr>
+          <w:sz w:val="28"/>
+          <w:szCs w:val="28"/>
+        </w:rPr>
+        <w:tab/>
+      </w:r>
+      <w:r>
+        <w:rPr>
+          <w:sz w:val="28"/>
+          <w:szCs w:val="28"/>
+        </w:rPr>
+        <w:tab/>
+      </w:r>
+      <w:r>
+        <w:rPr>
+          <w:sz w:val="28"/>
+          <w:szCs w:val="28"/>
+        </w:rPr>
+        <w:tab/>
+      </w:r>
+      <w:r>
+        <w:rPr>
+          <w:sz w:val="28"/>
+          <w:szCs w:val="28"/>
+        </w:rPr>
+        <w:tab/>
+      </w:r>
+      <w:r>
+        <w:rPr>
+          <w:sz w:val="28"/>
+          <w:szCs w:val="28"/>
+        </w:rPr>
+        <w:tab/>
+      </w:r>
+    </w:p>
+    <w:p>
+      <w:pPr>
+        <w:spacing w:after="0" w:line="360" w:lineRule="auto"/>
+        <w:rPr>
+          <w:rFonts w:ascii="Times New Roman" w:eastAsia="Times New Roman" w:hAnsi="Times New Roman" w:cs="Times New Roman"/>
+          <w:bCs/>
+          <w:sz w:val="28"/>
+          <w:szCs w:val="28"/>
+        </w:rPr>
+      </w:pPr>
+      <w:r>
+        <w:rPr>
+          <w:rFonts w:ascii="Times New Roman" w:eastAsia="Times New Roman" w:hAnsi="Times New Roman" w:cs="Times New Roman"/>
+          <w:sz w:val="28"/>
+          <w:szCs w:val="28"/>
+        </w:rPr>
+        <w:t>Должность_____</w:t>
+      </w:r>
+      <w:proofErr w:type="spellStart"/>
+      <w:r>
+        <w:rPr>
+          <w:rFonts w:ascii="Times New Roman" w:eastAsia="Times New Roman" w:hAnsi="Times New Roman" w:cs="Times New Roman"/>
           <w:sz w:val="28"/>
           <w:szCs w:val="28"/>
           <w:u w:val="single"/>
         </w:rPr>
-        <w:t xml:space="preserve">Васильева И.Н. </w:t>
-      </w:r>
-      <w:r>
-        <w:rPr>
-          <w:sz w:val="28"/>
-          <w:szCs w:val="28"/>
-        </w:rPr>
-        <w:t>_________________________________</w:t>
+        <w:t>к.э.н</w:t>
+      </w:r>
+      <w:proofErr w:type="spellEnd"/>
+      <w:r>
+        <w:rPr>
+          <w:rFonts w:ascii="Times New Roman" w:eastAsia="Times New Roman" w:hAnsi="Times New Roman" w:cs="Times New Roman"/>
+          <w:sz w:val="28"/>
+          <w:szCs w:val="28"/>
+          <w:u w:val="single"/>
+        </w:rPr>
+        <w:t>., доцент</w:t>
+      </w:r>
+      <w:r>
+        <w:rPr>
+          <w:rFonts w:ascii="Times New Roman" w:eastAsia="Times New Roman" w:hAnsi="Times New Roman" w:cs="Times New Roman"/>
+          <w:sz w:val="28"/>
+          <w:szCs w:val="28"/>
+        </w:rPr>
+        <w:t>____________________________________</w:t>
       </w:r>
     </w:p>
     <w:p>
       <w:pPr>
         <w:spacing w:after="0" w:line="240" w:lineRule="auto"/>
         <w:rPr>
-          <w:sz w:val="28"/>
-          <w:szCs w:val="28"/>
-        </w:rPr>
-      </w:pPr>
-      <w:r>
-        <w:rPr>
-          <w:sz w:val="28"/>
-          <w:szCs w:val="28"/>
-        </w:rPr>
-        <w:t xml:space="preserve">   </w:t>
-      </w:r>
+          <w:i/>
+        </w:rPr>
+      </w:pPr>
       <w:r>
         <w:rPr>
           <w:sz w:val="28"/>
@@ -792,25 +896,10 @@
       </w:r>
       <w:r>
         <w:rPr>
-          <w:sz w:val="28"/>
-          <w:szCs w:val="28"/>
+          <w:i/>
         </w:rPr>
         <w:tab/>
       </w:r>
-      <w:r>
-        <w:rPr>
-          <w:sz w:val="28"/>
-          <w:szCs w:val="28"/>
-        </w:rPr>
-        <w:tab/>
-      </w:r>
-      <w:r>
-        <w:rPr>
-          <w:sz w:val="28"/>
-          <w:szCs w:val="28"/>
-        </w:rPr>
-        <w:tab/>
-      </w:r>
     </w:p>
     <w:p>
       <w:pPr>
@@ -820,93 +909,20 @@
           <w:szCs w:val="28"/>
         </w:rPr>
       </w:pPr>
-      <w:r>
-        <w:rPr>
-          <w:sz w:val="28"/>
-          <w:szCs w:val="28"/>
-        </w:rPr>
-        <w:t>Должность_____</w:t>
-      </w:r>
-      <w:proofErr w:type="spellStart"/>
-      <w:r>
-        <w:rPr>
-          <w:sz w:val="28"/>
-          <w:szCs w:val="28"/>
-          <w:u w:val="single"/>
-        </w:rPr>
-        <w:t>к.э.н</w:t>
-      </w:r>
-      <w:proofErr w:type="spellEnd"/>
-      <w:r>
-        <w:rPr>
-          <w:sz w:val="28"/>
-          <w:szCs w:val="28"/>
-          <w:u w:val="single"/>
-        </w:rPr>
-        <w:t>., доцент</w:t>
-      </w:r>
-      <w:r>
-        <w:rPr>
-          <w:sz w:val="28"/>
-          <w:szCs w:val="28"/>
-        </w:rPr>
-        <w:t>____________________________________</w:t>
-      </w:r>
-    </w:p>
-    <w:p>
-      <w:pPr>
-        <w:spacing w:after="0" w:line="240" w:lineRule="auto"/>
-        <w:rPr>
-          <w:i/>
-        </w:rPr>
-      </w:pPr>
-      <w:r>
-        <w:rPr>
-          <w:sz w:val="28"/>
-          <w:szCs w:val="28"/>
-        </w:rPr>
-        <w:tab/>
-      </w:r>
-      <w:r>
-        <w:rPr>
-          <w:sz w:val="28"/>
-          <w:szCs w:val="28"/>
-        </w:rPr>
-        <w:tab/>
-      </w:r>
-      <w:r>
-        <w:rPr>
-          <w:sz w:val="28"/>
-          <w:szCs w:val="28"/>
-        </w:rPr>
-        <w:tab/>
-      </w:r>
-      <w:r>
-        <w:rPr>
-          <w:i/>
-        </w:rPr>
-        <w:tab/>
-      </w:r>
-    </w:p>
-    <w:p>
-      <w:pPr>
-        <w:spacing w:after="0" w:line="240" w:lineRule="auto"/>
-        <w:rPr>
-          <w:sz w:val="28"/>
-          <w:szCs w:val="28"/>
-        </w:rPr>
-      </w:pPr>
-    </w:p>
-    <w:p>
-      <w:pPr>
-        <w:spacing w:after="0" w:line="240" w:lineRule="auto"/>
-        <w:rPr>
-          <w:sz w:val="28"/>
-          <w:szCs w:val="28"/>
-        </w:rPr>
-      </w:pPr>
-      <w:r>
-        <w:rPr>
+    </w:p>
+    <w:p>
+      <w:pPr>
+        <w:spacing w:after="0" w:line="360" w:lineRule="auto"/>
+        <w:rPr>
+          <w:rFonts w:ascii="Times New Roman" w:eastAsia="Times New Roman" w:hAnsi="Times New Roman" w:cs="Times New Roman"/>
+          <w:bCs/>
+          <w:sz w:val="28"/>
+          <w:szCs w:val="28"/>
+        </w:rPr>
+      </w:pPr>
+      <w:r>
+        <w:rPr>
+          <w:rFonts w:ascii="Times New Roman" w:eastAsia="Times New Roman" w:hAnsi="Times New Roman" w:cs="Times New Roman"/>
           <w:sz w:val="28"/>
           <w:szCs w:val="28"/>
         </w:rPr>
@@ -914,6 +930,7 @@
       </w:r>
       <w:r>
         <w:rPr>
+          <w:rFonts w:ascii="Times New Roman" w:eastAsia="Times New Roman" w:hAnsi="Times New Roman" w:cs="Times New Roman"/>
           <w:sz w:val="28"/>
           <w:szCs w:val="28"/>
         </w:rPr>
@@ -922,6 +939,7 @@
       </w:r>
       <w:r>
         <w:rPr>
+          <w:rFonts w:ascii="Times New Roman" w:eastAsia="Times New Roman" w:hAnsi="Times New Roman" w:cs="Times New Roman"/>
           <w:sz w:val="28"/>
           <w:szCs w:val="28"/>
         </w:rPr>
@@ -929,6 +947,7 @@
       </w:r>
       <w:r>
         <w:rPr>
+          <w:rFonts w:ascii="Times New Roman" w:eastAsia="Times New Roman" w:hAnsi="Times New Roman" w:cs="Times New Roman"/>
           <w:sz w:val="28"/>
           <w:szCs w:val="28"/>
         </w:rPr>
@@ -936,6 +955,7 @@
       </w:r>
       <w:r>
         <w:rPr>
+          <w:rFonts w:ascii="Times New Roman" w:eastAsia="Times New Roman" w:hAnsi="Times New Roman" w:cs="Times New Roman"/>
           <w:sz w:val="28"/>
           <w:szCs w:val="28"/>
         </w:rPr>
@@ -954,14 +974,17 @@
     </w:p>
     <w:p>
       <w:pPr>
-        <w:spacing w:after="0" w:line="240" w:lineRule="auto"/>
-        <w:rPr>
-          <w:sz w:val="28"/>
-          <w:szCs w:val="28"/>
-        </w:rPr>
-      </w:pPr>
-      <w:r>
-        <w:rPr>
+        <w:spacing w:after="0" w:line="360" w:lineRule="auto"/>
+        <w:rPr>
+          <w:rFonts w:ascii="Times New Roman" w:eastAsia="Times New Roman" w:hAnsi="Times New Roman" w:cs="Times New Roman"/>
+          <w:bCs/>
+          <w:sz w:val="28"/>
+          <w:szCs w:val="28"/>
+        </w:rPr>
+      </w:pPr>
+      <w:r>
+        <w:rPr>
+          <w:rFonts w:ascii="Times New Roman" w:eastAsia="Times New Roman" w:hAnsi="Times New Roman" w:cs="Times New Roman"/>
           <w:sz w:val="28"/>
           <w:szCs w:val="28"/>
         </w:rPr>
@@ -969,6 +992,7 @@
       </w:r>
       <w:r>
         <w:rPr>
+          <w:rFonts w:ascii="Times New Roman" w:eastAsia="Times New Roman" w:hAnsi="Times New Roman" w:cs="Times New Roman"/>
           <w:bCs/>
           <w:sz w:val="28"/>
           <w:szCs w:val="28"/>
@@ -977,6 +1001,7 @@
       </w:r>
       <w:r>
         <w:rPr>
+          <w:rFonts w:ascii="Times New Roman" w:eastAsia="Times New Roman" w:hAnsi="Times New Roman" w:cs="Times New Roman"/>
           <w:sz w:val="28"/>
           <w:szCs w:val="28"/>
         </w:rPr>
@@ -1015,15 +1040,17 @@
     </w:p>
     <w:p>
       <w:pPr>
-        <w:spacing w:after="0" w:line="240" w:lineRule="auto"/>
-        <w:jc w:val="center"/>
-        <w:rPr>
-          <w:sz w:val="28"/>
-          <w:szCs w:val="28"/>
-        </w:rPr>
-      </w:pPr>
-      <w:r>
-        <w:rPr>
+        <w:spacing w:after="0" w:line="360" w:lineRule="auto"/>
+        <w:rPr>
+          <w:rFonts w:ascii="Times New Roman" w:eastAsia="Times New Roman" w:hAnsi="Times New Roman" w:cs="Times New Roman"/>
+          <w:bCs/>
+          <w:sz w:val="28"/>
+          <w:szCs w:val="28"/>
+        </w:rPr>
+      </w:pPr>
+      <w:r>
+        <w:rPr>
+          <w:rFonts w:ascii="Times New Roman" w:eastAsia="Times New Roman" w:hAnsi="Times New Roman" w:cs="Times New Roman"/>
           <w:sz w:val="28"/>
           <w:szCs w:val="28"/>
         </w:rPr>
@@ -1032,15 +1059,17 @@
     </w:p>
     <w:p>
       <w:pPr>
-        <w:spacing w:after="0" w:line="240" w:lineRule="auto"/>
-        <w:jc w:val="center"/>
-        <w:rPr>
-          <w:sz w:val="28"/>
-          <w:szCs w:val="28"/>
-        </w:rPr>
-      </w:pPr>
-      <w:r>
-        <w:rPr>
+        <w:spacing w:after="0" w:line="360" w:lineRule="auto"/>
+        <w:rPr>
+          <w:rFonts w:ascii="Times New Roman" w:eastAsia="Times New Roman" w:hAnsi="Times New Roman" w:cs="Times New Roman"/>
+          <w:bCs/>
+          <w:sz w:val="28"/>
+          <w:szCs w:val="28"/>
+        </w:rPr>
+      </w:pPr>
+      <w:r>
+        <w:rPr>
+          <w:rFonts w:ascii="Times New Roman" w:eastAsia="Times New Roman" w:hAnsi="Times New Roman" w:cs="Times New Roman"/>
           <w:sz w:val="28"/>
           <w:szCs w:val="28"/>
         </w:rPr>

--- a/рассл4.docx
+++ b/рассл4.docx
@@ -80,168 +80,29 @@
     </w:p>
     <w:p>
       <w:pPr>
-        <w:spacing w:after="0" w:line="360" w:lineRule="auto"/>
-        <w:rPr>
-          <w:rFonts w:ascii="Times New Roman" w:eastAsia="Times New Roman" w:hAnsi="Times New Roman" w:cs="Times New Roman"/>
-          <w:bCs/>
-          <w:sz w:val="28"/>
-          <w:szCs w:val="28"/>
-        </w:rPr>
-      </w:pPr>
-      <w:r>
-        <w:rPr>
-          <w:rFonts w:ascii="Times New Roman" w:eastAsia="Times New Roman" w:hAnsi="Times New Roman" w:cs="Times New Roman"/>
-          <w:b/>
-          <w:bCs/>
-          <w:sz w:val="20"/>
-          <w:szCs w:val="20"/>
-          <w:lang w:val="x-none"/>
-        </w:rPr>
-        <w:t>МИНОБРНАУКИ РОССИИ</w:t>
-      </w:r>
-    </w:p>
-    <w:p>
-      <w:pPr>
-        <w:spacing w:after="0" w:line="360" w:lineRule="auto"/>
-        <w:rPr>
-          <w:rFonts w:ascii="Times New Roman" w:eastAsia="Times New Roman" w:hAnsi="Times New Roman" w:cs="Times New Roman"/>
-          <w:bCs/>
-          <w:sz w:val="28"/>
-          <w:szCs w:val="28"/>
-        </w:rPr>
-      </w:pPr>
-      <w:r>
-        <w:rPr>
-          <w:rFonts w:ascii="Times New Roman" w:eastAsia="Times New Roman" w:hAnsi="Times New Roman" w:cs="Times New Roman"/>
-          <w:b/>
-          <w:bCs/>
-          <w:sz w:val="22"/>
-          <w:szCs w:val="22"/>
-          <w:lang w:val="x-none"/>
-        </w:rPr>
-        <w:t>федеральное государственное бюджетное образовательное учреждение</w:t>
-      </w:r>
-    </w:p>
-    <w:p>
-      <w:pPr>
-        <w:spacing w:after="0" w:line="360" w:lineRule="auto"/>
-        <w:rPr>
-          <w:rFonts w:ascii="Times New Roman" w:eastAsia="Times New Roman" w:hAnsi="Times New Roman" w:cs="Times New Roman"/>
-          <w:bCs/>
-          <w:sz w:val="28"/>
-          <w:szCs w:val="28"/>
-        </w:rPr>
-      </w:pPr>
-      <w:r>
-        <w:rPr>
-          <w:rFonts w:ascii="Times New Roman" w:eastAsia="Times New Roman" w:hAnsi="Times New Roman" w:cs="Times New Roman"/>
-          <w:b/>
-          <w:bCs/>
-          <w:sz w:val="22"/>
-          <w:szCs w:val="22"/>
-          <w:lang w:val="x-none"/>
-        </w:rPr>
-        <w:t>высшего образования</w:t>
-      </w:r>
-    </w:p>
-    <w:p>
-      <w:pPr>
-        <w:spacing w:after="0" w:line="360" w:lineRule="auto"/>
-        <w:rPr>
-          <w:rFonts w:ascii="Times New Roman" w:eastAsia="Times New Roman" w:hAnsi="Times New Roman" w:cs="Times New Roman"/>
-          <w:bCs/>
-          <w:sz w:val="28"/>
-          <w:szCs w:val="28"/>
-        </w:rPr>
-      </w:pPr>
-      <w:r>
-        <w:rPr>
-          <w:rFonts w:ascii="Times New Roman" w:eastAsia="Times New Roman" w:hAnsi="Times New Roman" w:cs="Times New Roman"/>
-          <w:b/>
-          <w:bCs/>
-          <w:sz w:val="22"/>
-          <w:szCs w:val="22"/>
-          <w:lang w:val="x-none"/>
-        </w:rPr>
-        <w:t>«САНКТ-ПЕТЕРБУРГСКИЙ ГОСУДАРСТВЕННЫЙ ЭКОНОМИЧЕСКИЙ</w:t>
-      </w:r>
-    </w:p>
-    <w:p>
-      <w:pPr>
-        <w:spacing w:after="0" w:line="360" w:lineRule="auto"/>
-        <w:rPr>
-          <w:rFonts w:ascii="Times New Roman" w:eastAsia="Times New Roman" w:hAnsi="Times New Roman" w:cs="Times New Roman"/>
-          <w:bCs/>
-          <w:sz w:val="28"/>
-          <w:szCs w:val="28"/>
-        </w:rPr>
-      </w:pPr>
-      <w:r>
-        <w:rPr>
-          <w:rFonts w:ascii="Times New Roman" w:eastAsia="Times New Roman" w:hAnsi="Times New Roman" w:cs="Times New Roman"/>
-          <w:b/>
-          <w:bCs/>
-          <w:sz w:val="22"/>
-          <w:szCs w:val="22"/>
-        </w:rPr>
-        <w:t>УНИВЕРСИТЕТ»</w:t>
-      </w:r>
-    </w:p>
-    <w:p>
-      <w:pPr>
-        <w:spacing w:after="0" w:line="360" w:lineRule="auto"/>
-        <w:rPr>
-          <w:rFonts w:ascii="Times New Roman" w:eastAsia="Times New Roman" w:hAnsi="Times New Roman" w:cs="Times New Roman"/>
-          <w:bCs/>
-          <w:sz w:val="28"/>
-          <w:szCs w:val="28"/>
-        </w:rPr>
-      </w:pPr>
-      <w:r>
-        <w:rPr>
-          <w:rFonts w:ascii="Times New Roman" w:eastAsia="Times New Roman" w:hAnsi="Times New Roman" w:cs="Times New Roman"/>
-          <w:b/>
-          <w:bCs/>
-          <w:sz w:val="22"/>
-          <w:szCs w:val="22"/>
-        </w:rPr>
-        <w:t>(</w:t>
-      </w:r>
-      <w:proofErr w:type="spellStart"/>
-      <w:r>
-        <w:rPr>
-          <w:rFonts w:ascii="Times New Roman" w:eastAsia="Times New Roman" w:hAnsi="Times New Roman" w:cs="Times New Roman"/>
-          <w:b/>
-          <w:bCs/>
-          <w:sz w:val="22"/>
-          <w:szCs w:val="22"/>
-        </w:rPr>
-        <w:t>СПбГЭУ</w:t>
-      </w:r>
-      <w:proofErr w:type="spellEnd"/>
-      <w:r>
-        <w:rPr>
-          <w:rFonts w:ascii="Times New Roman" w:eastAsia="Times New Roman" w:hAnsi="Times New Roman" w:cs="Times New Roman"/>
-          <w:b/>
-          <w:bCs/>
-          <w:sz w:val="22"/>
-          <w:szCs w:val="22"/>
-        </w:rPr>
-        <w:t>)</w:t>
-      </w:r>
-    </w:p>
-    <w:p>
-      <w:pPr>
         <w:tabs>
           <w:tab w:val="left" w:pos="5790"/>
         </w:tabs>
         <w:spacing w:after="0" w:line="240" w:lineRule="auto"/>
         <w:jc w:val="center"/>
         <w:rPr>
-          <w:sz w:val="28"/>
-          <w:szCs w:val="28"/>
-        </w:rPr>
-      </w:pPr>
+          <w:b/>
+          <w:bCs/>
+          <w:sz w:val="20"/>
+          <w:szCs w:val="20"/>
+          <w:lang w:val="x-none"/>
+        </w:rPr>
+      </w:pPr>
+      <w:r>
+        <w:rPr>
+          <w:b/>
+          <w:bCs/>
+          <w:sz w:val="20"/>
+          <w:szCs w:val="20"/>
+          <w:lang w:val="x-none"/>
+        </w:rPr>
+        <w:t>МИНОБРНАУКИ РОССИИ</w:t>
+      </w:r>
     </w:p>
     <w:p>
       <w:pPr>
@@ -251,24 +112,184 @@
         <w:spacing w:after="0" w:line="240" w:lineRule="auto"/>
         <w:jc w:val="center"/>
         <w:rPr>
-          <w:sz w:val="28"/>
-          <w:szCs w:val="28"/>
-        </w:rPr>
-      </w:pPr>
-    </w:p>
-    <w:p>
-      <w:pPr>
-        <w:spacing w:after="0" w:line="360" w:lineRule="auto"/>
-        <w:rPr>
-          <w:rFonts w:ascii="Times New Roman" w:eastAsia="Times New Roman" w:hAnsi="Times New Roman" w:cs="Times New Roman"/>
-          <w:bCs/>
-          <w:sz w:val="28"/>
-          <w:szCs w:val="28"/>
-        </w:rPr>
-      </w:pPr>
-      <w:r>
-        <w:rPr>
-          <w:rFonts w:ascii="Times New Roman" w:eastAsia="Times New Roman" w:hAnsi="Times New Roman" w:cs="Times New Roman"/>
+          <w:b/>
+          <w:bCs/>
+          <w:sz w:val="22"/>
+          <w:szCs w:val="22"/>
+          <w:lang w:val="x-none"/>
+        </w:rPr>
+      </w:pPr>
+      <w:r>
+        <w:rPr>
+          <w:b/>
+          <w:bCs/>
+          <w:sz w:val="22"/>
+          <w:szCs w:val="22"/>
+          <w:lang w:val="x-none"/>
+        </w:rPr>
+        <w:t>федеральное государственное бюджетное образовательное учреждение</w:t>
+      </w:r>
+    </w:p>
+    <w:p>
+      <w:pPr>
+        <w:tabs>
+          <w:tab w:val="left" w:pos="5790"/>
+        </w:tabs>
+        <w:spacing w:after="0" w:line="240" w:lineRule="auto"/>
+        <w:jc w:val="center"/>
+        <w:rPr>
+          <w:b/>
+          <w:bCs/>
+          <w:sz w:val="22"/>
+          <w:szCs w:val="22"/>
+          <w:lang w:val="x-none"/>
+        </w:rPr>
+      </w:pPr>
+      <w:r>
+        <w:rPr>
+          <w:b/>
+          <w:bCs/>
+          <w:sz w:val="22"/>
+          <w:szCs w:val="22"/>
+          <w:lang w:val="x-none"/>
+        </w:rPr>
+        <w:t>высшего образования</w:t>
+      </w:r>
+    </w:p>
+    <w:p>
+      <w:pPr>
+        <w:tabs>
+          <w:tab w:val="left" w:pos="5790"/>
+        </w:tabs>
+        <w:spacing w:after="0" w:line="240" w:lineRule="auto"/>
+        <w:jc w:val="center"/>
+        <w:rPr>
+          <w:b/>
+          <w:bCs/>
+          <w:sz w:val="22"/>
+          <w:szCs w:val="22"/>
+          <w:lang w:val="x-none"/>
+        </w:rPr>
+      </w:pPr>
+      <w:r>
+        <w:rPr>
+          <w:b/>
+          <w:bCs/>
+          <w:sz w:val="22"/>
+          <w:szCs w:val="22"/>
+          <w:lang w:val="x-none"/>
+        </w:rPr>
+        <w:t>«САНКТ-ПЕТЕРБУРГСКИЙ ГОСУДАРСТВЕННЫЙ ЭКОНОМИЧЕСКИЙ</w:t>
+      </w:r>
+    </w:p>
+    <w:p>
+      <w:pPr>
+        <w:tabs>
+          <w:tab w:val="left" w:pos="5790"/>
+        </w:tabs>
+        <w:spacing w:after="0" w:line="240" w:lineRule="auto"/>
+        <w:jc w:val="center"/>
+        <w:rPr>
+          <w:b/>
+          <w:bCs/>
+          <w:sz w:val="22"/>
+          <w:szCs w:val="22"/>
+        </w:rPr>
+      </w:pPr>
+      <w:r>
+        <w:rPr>
+          <w:b/>
+          <w:bCs/>
+          <w:sz w:val="22"/>
+          <w:szCs w:val="22"/>
+        </w:rPr>
+        <w:t>УНИВЕРСИТЕТ»</w:t>
+      </w:r>
+    </w:p>
+    <w:p>
+      <w:pPr>
+        <w:tabs>
+          <w:tab w:val="left" w:pos="5790"/>
+        </w:tabs>
+        <w:spacing w:after="0" w:line="240" w:lineRule="auto"/>
+        <w:jc w:val="center"/>
+        <w:rPr>
+          <w:b/>
+          <w:bCs/>
+          <w:sz w:val="22"/>
+          <w:szCs w:val="22"/>
+        </w:rPr>
+      </w:pPr>
+      <w:r>
+        <w:rPr>
+          <w:b/>
+          <w:bCs/>
+          <w:sz w:val="22"/>
+          <w:szCs w:val="22"/>
+        </w:rPr>
+        <w:t>(</w:t>
+      </w:r>
+      <w:proofErr w:type="spellStart"/>
+      <w:r>
+        <w:rPr>
+          <w:b/>
+          <w:bCs/>
+          <w:sz w:val="22"/>
+          <w:szCs w:val="22"/>
+        </w:rPr>
+        <w:t>СПбГЭУ</w:t>
+      </w:r>
+      <w:proofErr w:type="spellEnd"/>
+      <w:r>
+        <w:rPr>
+          <w:b/>
+          <w:bCs/>
+          <w:sz w:val="22"/>
+          <w:szCs w:val="22"/>
+        </w:rPr>
+        <w:t>)</w:t>
+      </w:r>
+    </w:p>
+    <w:p>
+      <w:pPr>
+        <w:tabs>
+          <w:tab w:val="left" w:pos="5790"/>
+        </w:tabs>
+        <w:spacing w:after="0" w:line="240" w:lineRule="auto"/>
+        <w:jc w:val="center"/>
+        <w:rPr>
+          <w:sz w:val="28"/>
+          <w:szCs w:val="28"/>
+        </w:rPr>
+      </w:pPr>
+    </w:p>
+    <w:p>
+      <w:pPr>
+        <w:tabs>
+          <w:tab w:val="left" w:pos="5790"/>
+        </w:tabs>
+        <w:spacing w:after="0" w:line="240" w:lineRule="auto"/>
+        <w:jc w:val="center"/>
+        <w:rPr>
+          <w:sz w:val="28"/>
+          <w:szCs w:val="28"/>
+        </w:rPr>
+      </w:pPr>
+    </w:p>
+    <w:p>
+      <w:pPr>
+        <w:tabs>
+          <w:tab w:val="left" w:pos="5790"/>
+        </w:tabs>
+        <w:spacing w:after="0" w:line="240" w:lineRule="auto"/>
+        <w:jc w:val="center"/>
+        <w:rPr>
+          <w:sz w:val="28"/>
+          <w:szCs w:val="28"/>
+        </w:rPr>
+      </w:pPr>
+      <w:r>
+        <w:rPr>
           <w:sz w:val="28"/>
           <w:szCs w:val="28"/>
         </w:rPr>
@@ -276,7 +297,6 @@
       </w:r>
       <w:r>
         <w:rPr>
-          <w:rFonts w:ascii="Times New Roman" w:eastAsia="Times New Roman" w:hAnsi="Times New Roman" w:cs="Times New Roman"/>
           <w:sz w:val="28"/>
           <w:szCs w:val="28"/>
         </w:rPr>
@@ -285,17 +305,18 @@
     </w:p>
     <w:p>
       <w:pPr>
-        <w:spacing w:after="0" w:line="360" w:lineRule="auto"/>
-        <w:rPr>
-          <w:rFonts w:ascii="Times New Roman" w:eastAsia="Times New Roman" w:hAnsi="Times New Roman" w:cs="Times New Roman"/>
-          <w:bCs/>
-          <w:sz w:val="28"/>
-          <w:szCs w:val="28"/>
-        </w:rPr>
-      </w:pPr>
-      <w:r>
-        <w:rPr>
-          <w:rFonts w:ascii="Times New Roman" w:eastAsia="Times New Roman" w:hAnsi="Times New Roman" w:cs="Times New Roman"/>
+        <w:tabs>
+          <w:tab w:val="left" w:pos="5790"/>
+        </w:tabs>
+        <w:spacing w:after="0" w:line="240" w:lineRule="auto"/>
+        <w:jc w:val="center"/>
+        <w:rPr>
+          <w:sz w:val="28"/>
+          <w:szCs w:val="28"/>
+        </w:rPr>
+      </w:pPr>
+      <w:r>
+        <w:rPr>
           <w:sz w:val="28"/>
           <w:szCs w:val="28"/>
         </w:rPr>
@@ -313,26 +334,24 @@
     </w:p>
     <w:p>
       <w:pPr>
-        <w:spacing w:after="0" w:line="360" w:lineRule="auto"/>
-        <w:rPr>
-          <w:rFonts w:ascii="Times New Roman" w:eastAsia="Times New Roman" w:hAnsi="Times New Roman" w:cs="Times New Roman"/>
-          <w:bCs/>
-          <w:sz w:val="28"/>
-          <w:szCs w:val="28"/>
-        </w:rPr>
-      </w:pPr>
-      <w:r>
-        <w:rPr>
-          <w:rFonts w:ascii="Times New Roman" w:eastAsia="Times New Roman" w:hAnsi="Times New Roman" w:cs="Times New Roman"/>
+        <w:spacing w:after="0" w:line="240" w:lineRule="auto"/>
+        <w:jc w:val="center"/>
+        <w:rPr>
           <w:b/>
           <w:sz w:val="28"/>
           <w:szCs w:val="28"/>
         </w:rPr>
+      </w:pPr>
+      <w:r>
+        <w:rPr>
+          <w:b/>
+          <w:sz w:val="28"/>
+          <w:szCs w:val="28"/>
+        </w:rPr>
         <w:t xml:space="preserve">ПРАКТИЧЕСКАЯ РАБОТА № </w:t>
       </w:r>
       <w:r>
         <w:rPr>
-          <w:rFonts w:ascii="Times New Roman" w:eastAsia="Times New Roman" w:hAnsi="Times New Roman" w:cs="Times New Roman"/>
           <w:b/>
           <w:sz w:val="28"/>
           <w:szCs w:val="28"/>
@@ -342,17 +361,15 @@
     </w:p>
     <w:p>
       <w:pPr>
-        <w:spacing w:after="0" w:line="360" w:lineRule="auto"/>
-        <w:rPr>
-          <w:rFonts w:ascii="Times New Roman" w:eastAsia="Times New Roman" w:hAnsi="Times New Roman" w:cs="Times New Roman"/>
-          <w:bCs/>
-          <w:sz w:val="28"/>
-          <w:szCs w:val="28"/>
-        </w:rPr>
-      </w:pPr>
-      <w:r>
-        <w:rPr>
-          <w:rFonts w:ascii="Times New Roman" w:eastAsia="Times New Roman" w:hAnsi="Times New Roman" w:cs="Times New Roman"/>
+        <w:spacing w:after="0" w:line="240" w:lineRule="auto"/>
+        <w:jc w:val="center"/>
+        <w:rPr>
+          <w:sz w:val="28"/>
+          <w:szCs w:val="28"/>
+        </w:rPr>
+      </w:pPr>
+      <w:r>
+        <w:rPr>
           <w:sz w:val="28"/>
           <w:szCs w:val="28"/>
         </w:rPr>
@@ -361,17 +378,15 @@
     </w:p>
     <w:p>
       <w:pPr>
-        <w:spacing w:after="0" w:line="360" w:lineRule="auto"/>
-        <w:rPr>
-          <w:rFonts w:ascii="Times New Roman" w:eastAsia="Times New Roman" w:hAnsi="Times New Roman" w:cs="Times New Roman"/>
-          <w:bCs/>
-          <w:sz w:val="28"/>
-          <w:szCs w:val="28"/>
-        </w:rPr>
-      </w:pPr>
-      <w:r>
-        <w:rPr>
-          <w:rFonts w:ascii="Times New Roman" w:eastAsia="Times New Roman" w:hAnsi="Times New Roman" w:cs="Times New Roman"/>
+        <w:spacing w:after="0" w:line="240" w:lineRule="auto"/>
+        <w:jc w:val="center"/>
+        <w:rPr>
+          <w:sz w:val="28"/>
+          <w:szCs w:val="28"/>
+        </w:rPr>
+      </w:pPr>
+      <w:r>
+        <w:rPr>
           <w:sz w:val="28"/>
           <w:szCs w:val="28"/>
         </w:rPr>
@@ -397,7 +412,6 @@
       </w:r>
       <w:r>
         <w:rPr>
-          <w:rFonts w:ascii="Times New Roman" w:eastAsia="Times New Roman" w:hAnsi="Times New Roman" w:cs="Times New Roman"/>
           <w:sz w:val="28"/>
           <w:szCs w:val="28"/>
         </w:rPr>
@@ -438,17 +452,16 @@
     </w:p>
     <w:p>
       <w:pPr>
-        <w:spacing w:after="0" w:line="360" w:lineRule="auto"/>
-        <w:rPr>
-          <w:rFonts w:ascii="Times New Roman" w:eastAsia="Times New Roman" w:hAnsi="Times New Roman" w:cs="Times New Roman"/>
-          <w:bCs/>
-          <w:sz w:val="28"/>
-          <w:szCs w:val="28"/>
-        </w:rPr>
-      </w:pPr>
-      <w:r>
-        <w:rPr>
-          <w:rFonts w:ascii="Times New Roman" w:eastAsia="Times New Roman" w:hAnsi="Times New Roman" w:cs="Times New Roman"/>
+        <w:pStyle w:val="ac"/>
+        <w:spacing w:after="0" w:line="240" w:lineRule="auto"/>
+        <w:ind w:firstLine="0"/>
+        <w:rPr>
+          <w:sz w:val="28"/>
+          <w:szCs w:val="28"/>
+        </w:rPr>
+      </w:pPr>
+      <w:r>
+        <w:rPr>
           <w:sz w:val="28"/>
           <w:szCs w:val="28"/>
         </w:rPr>
@@ -456,7 +469,6 @@
       </w:r>
       <w:r>
         <w:rPr>
-          <w:rFonts w:ascii="Times New Roman" w:eastAsia="Times New Roman" w:hAnsi="Times New Roman" w:cs="Times New Roman"/>
           <w:sz w:val="28"/>
           <w:szCs w:val="28"/>
         </w:rPr>
@@ -464,7 +476,6 @@
       </w:r>
       <w:r>
         <w:rPr>
-          <w:rFonts w:ascii="Times New Roman" w:eastAsia="Times New Roman" w:hAnsi="Times New Roman" w:cs="Times New Roman"/>
           <w:sz w:val="28"/>
           <w:szCs w:val="28"/>
         </w:rPr>
@@ -516,17 +527,16 @@
     </w:p>
     <w:p>
       <w:pPr>
-        <w:spacing w:after="0" w:line="360" w:lineRule="auto"/>
-        <w:rPr>
-          <w:rFonts w:ascii="Times New Roman" w:eastAsia="Times New Roman" w:hAnsi="Times New Roman" w:cs="Times New Roman"/>
-          <w:bCs/>
-          <w:sz w:val="28"/>
-          <w:szCs w:val="28"/>
-        </w:rPr>
-      </w:pPr>
-      <w:r>
-        <w:rPr>
-          <w:rFonts w:ascii="Times New Roman" w:eastAsia="Times New Roman" w:hAnsi="Times New Roman" w:cs="Times New Roman"/>
+        <w:pStyle w:val="CM35"/>
+        <w:spacing w:after="0" w:line="240" w:lineRule="auto"/>
+        <w:jc w:val="both"/>
+        <w:rPr>
+          <w:sz w:val="28"/>
+          <w:szCs w:val="28"/>
+        </w:rPr>
+      </w:pPr>
+      <w:r>
+        <w:rPr>
           <w:sz w:val="28"/>
           <w:szCs w:val="28"/>
         </w:rPr>
@@ -534,7 +544,6 @@
       </w:r>
       <w:r>
         <w:rPr>
-          <w:rFonts w:ascii="Times New Roman" w:eastAsia="Times New Roman" w:hAnsi="Times New Roman" w:cs="Times New Roman"/>
           <w:sz w:val="28"/>
           <w:szCs w:val="28"/>
         </w:rPr>
@@ -542,7 +551,6 @@
       </w:r>
       <w:r>
         <w:rPr>
-          <w:rFonts w:ascii="Times New Roman" w:eastAsia="Times New Roman" w:hAnsi="Times New Roman" w:cs="Times New Roman"/>
           <w:sz w:val="28"/>
           <w:szCs w:val="28"/>
         </w:rPr>
@@ -550,7 +558,6 @@
       </w:r>
       <w:r>
         <w:rPr>
-          <w:rFonts w:ascii="Times New Roman" w:eastAsia="Times New Roman" w:hAnsi="Times New Roman" w:cs="Times New Roman"/>
           <w:sz w:val="28"/>
           <w:szCs w:val="28"/>
         </w:rPr>
@@ -558,7 +565,6 @@
       </w:r>
       <w:r>
         <w:rPr>
-          <w:rFonts w:ascii="Times New Roman" w:eastAsia="Times New Roman" w:hAnsi="Times New Roman" w:cs="Times New Roman"/>
           <w:sz w:val="28"/>
           <w:szCs w:val="28"/>
         </w:rPr>
@@ -566,7 +572,6 @@
       </w:r>
       <w:r>
         <w:rPr>
-          <w:rFonts w:ascii="Times New Roman" w:eastAsia="Times New Roman" w:hAnsi="Times New Roman" w:cs="Times New Roman"/>
           <w:sz w:val="28"/>
           <w:szCs w:val="28"/>
         </w:rPr>
@@ -574,7 +579,6 @@
       </w:r>
       <w:r>
         <w:rPr>
-          <w:rFonts w:ascii="Times New Roman" w:eastAsia="Times New Roman" w:hAnsi="Times New Roman" w:cs="Times New Roman"/>
           <w:sz w:val="28"/>
           <w:szCs w:val="28"/>
         </w:rPr>
@@ -582,7 +586,6 @@
       </w:r>
       <w:r>
         <w:rPr>
-          <w:rFonts w:ascii="Times New Roman" w:eastAsia="Times New Roman" w:hAnsi="Times New Roman" w:cs="Times New Roman"/>
           <w:sz w:val="28"/>
           <w:szCs w:val="28"/>
         </w:rPr>
@@ -602,17 +605,16 @@
     </w:p>
     <w:p>
       <w:pPr>
-        <w:spacing w:after="0" w:line="360" w:lineRule="auto"/>
-        <w:rPr>
-          <w:rFonts w:ascii="Times New Roman" w:eastAsia="Times New Roman" w:hAnsi="Times New Roman" w:cs="Times New Roman"/>
-          <w:bCs/>
-          <w:sz w:val="28"/>
-          <w:szCs w:val="28"/>
-        </w:rPr>
-      </w:pPr>
-      <w:r>
-        <w:rPr>
-          <w:rFonts w:ascii="Times New Roman" w:eastAsia="Times New Roman" w:hAnsi="Times New Roman" w:cs="Times New Roman"/>
+        <w:pStyle w:val="CM35"/>
+        <w:spacing w:after="0" w:line="240" w:lineRule="auto"/>
+        <w:ind w:right="-436"/>
+        <w:rPr>
+          <w:sz w:val="28"/>
+          <w:szCs w:val="28"/>
+        </w:rPr>
+      </w:pPr>
+      <w:r>
+        <w:rPr>
           <w:sz w:val="28"/>
           <w:szCs w:val="28"/>
         </w:rPr>
@@ -622,17 +624,15 @@
     <w:p/>
     <w:p>
       <w:pPr>
-        <w:spacing w:after="0" w:line="360" w:lineRule="auto"/>
-        <w:rPr>
-          <w:rFonts w:ascii="Times New Roman" w:eastAsia="Times New Roman" w:hAnsi="Times New Roman" w:cs="Times New Roman"/>
-          <w:bCs/>
-          <w:sz w:val="28"/>
-          <w:szCs w:val="28"/>
-        </w:rPr>
-      </w:pPr>
-      <w:r>
-        <w:rPr>
-          <w:rFonts w:ascii="Times New Roman" w:eastAsia="Times New Roman" w:hAnsi="Times New Roman" w:cs="Times New Roman"/>
+        <w:pStyle w:val="Default"/>
+        <w:jc w:val="both"/>
+        <w:rPr>
+          <w:sz w:val="28"/>
+          <w:szCs w:val="28"/>
+        </w:rPr>
+      </w:pPr>
+      <w:r>
+        <w:rPr>
           <w:sz w:val="28"/>
           <w:szCs w:val="28"/>
         </w:rPr>
@@ -640,7 +640,6 @@
       </w:r>
       <w:r>
         <w:rPr>
-          <w:rFonts w:ascii="Times New Roman" w:eastAsia="Times New Roman" w:hAnsi="Times New Roman" w:cs="Times New Roman"/>
           <w:sz w:val="28"/>
           <w:szCs w:val="28"/>
         </w:rPr>
@@ -648,7 +647,6 @@
       </w:r>
       <w:r>
         <w:rPr>
-          <w:rFonts w:ascii="Times New Roman" w:eastAsia="Times New Roman" w:hAnsi="Times New Roman" w:cs="Times New Roman"/>
           <w:sz w:val="28"/>
           <w:szCs w:val="28"/>
         </w:rPr>
@@ -656,7 +654,6 @@
       </w:r>
       <w:r>
         <w:rPr>
-          <w:rFonts w:ascii="Times New Roman" w:eastAsia="Times New Roman" w:hAnsi="Times New Roman" w:cs="Times New Roman"/>
           <w:sz w:val="28"/>
           <w:szCs w:val="28"/>
         </w:rPr>
@@ -664,7 +661,6 @@
       </w:r>
       <w:r>
         <w:rPr>
-          <w:rFonts w:ascii="Times New Roman" w:eastAsia="Times New Roman" w:hAnsi="Times New Roman" w:cs="Times New Roman"/>
           <w:sz w:val="28"/>
           <w:szCs w:val="28"/>
         </w:rPr>
@@ -672,7 +668,6 @@
       </w:r>
       <w:r>
         <w:rPr>
-          <w:rFonts w:ascii="Times New Roman" w:eastAsia="Times New Roman" w:hAnsi="Times New Roman" w:cs="Times New Roman"/>
           <w:sz w:val="28"/>
           <w:szCs w:val="28"/>
         </w:rPr>
@@ -680,7 +675,6 @@
       </w:r>
       <w:r>
         <w:rPr>
-          <w:rFonts w:ascii="Times New Roman" w:eastAsia="Times New Roman" w:hAnsi="Times New Roman" w:cs="Times New Roman"/>
           <w:sz w:val="28"/>
           <w:szCs w:val="28"/>
         </w:rPr>
@@ -710,17 +704,20 @@
     </w:p>
     <w:p>
       <w:pPr>
-        <w:spacing w:after="0" w:line="360" w:lineRule="auto"/>
-        <w:rPr>
-          <w:rFonts w:ascii="Times New Roman" w:eastAsia="Times New Roman" w:hAnsi="Times New Roman" w:cs="Times New Roman"/>
-          <w:bCs/>
-          <w:sz w:val="28"/>
-          <w:szCs w:val="28"/>
-        </w:rPr>
-      </w:pPr>
-      <w:r>
-        <w:rPr>
-          <w:rFonts w:ascii="Times New Roman" w:eastAsia="Times New Roman" w:hAnsi="Times New Roman" w:cs="Times New Roman"/>
+        <w:pStyle w:val="ac"/>
+        <w:tabs>
+          <w:tab w:val="right" w:leader="underscore" w:pos="9072"/>
+        </w:tabs>
+        <w:spacing w:after="0" w:line="240" w:lineRule="auto"/>
+        <w:ind w:firstLine="0"/>
+        <w:jc w:val="left"/>
+        <w:rPr>
+          <w:sz w:val="28"/>
+          <w:szCs w:val="28"/>
+        </w:rPr>
+      </w:pPr>
+      <w:r>
+        <w:rPr>
           <w:sz w:val="28"/>
           <w:szCs w:val="28"/>
         </w:rPr>
@@ -728,7 +725,6 @@
       </w:r>
       <w:r>
         <w:rPr>
-          <w:rFonts w:ascii="Times New Roman" w:eastAsia="Times New Roman" w:hAnsi="Times New Roman" w:cs="Times New Roman"/>
           <w:iCs/>
           <w:sz w:val="28"/>
           <w:szCs w:val="28"/>
@@ -737,7 +733,6 @@
       </w:r>
       <w:r>
         <w:rPr>
-          <w:rFonts w:ascii="Times New Roman" w:eastAsia="Times New Roman" w:hAnsi="Times New Roman" w:cs="Times New Roman"/>
           <w:sz w:val="28"/>
           <w:szCs w:val="28"/>
         </w:rPr>
@@ -745,7 +740,6 @@
       </w:r>
       <w:r>
         <w:rPr>
-          <w:rFonts w:ascii="Times New Roman" w:eastAsia="Times New Roman" w:hAnsi="Times New Roman" w:cs="Times New Roman"/>
           <w:sz w:val="28"/>
           <w:szCs w:val="28"/>
           <w:u w:val="single"/>
@@ -754,7 +748,6 @@
       </w:r>
       <w:r>
         <w:rPr>
-          <w:rFonts w:ascii="Times New Roman" w:eastAsia="Times New Roman" w:hAnsi="Times New Roman" w:cs="Times New Roman"/>
           <w:sz w:val="28"/>
           <w:szCs w:val="28"/>
         </w:rPr>
@@ -821,17 +814,14 @@
     </w:p>
     <w:p>
       <w:pPr>
-        <w:spacing w:after="0" w:line="360" w:lineRule="auto"/>
-        <w:rPr>
-          <w:rFonts w:ascii="Times New Roman" w:eastAsia="Times New Roman" w:hAnsi="Times New Roman" w:cs="Times New Roman"/>
-          <w:bCs/>
-          <w:sz w:val="28"/>
-          <w:szCs w:val="28"/>
-        </w:rPr>
-      </w:pPr>
-      <w:r>
-        <w:rPr>
-          <w:rFonts w:ascii="Times New Roman" w:eastAsia="Times New Roman" w:hAnsi="Times New Roman" w:cs="Times New Roman"/>
+        <w:spacing w:after="0" w:line="240" w:lineRule="auto"/>
+        <w:rPr>
+          <w:sz w:val="28"/>
+          <w:szCs w:val="28"/>
+        </w:rPr>
+      </w:pPr>
+      <w:r>
+        <w:rPr>
           <w:sz w:val="28"/>
           <w:szCs w:val="28"/>
         </w:rPr>
@@ -840,7 +830,6 @@
       <w:proofErr w:type="spellStart"/>
       <w:r>
         <w:rPr>
-          <w:rFonts w:ascii="Times New Roman" w:eastAsia="Times New Roman" w:hAnsi="Times New Roman" w:cs="Times New Roman"/>
           <w:sz w:val="28"/>
           <w:szCs w:val="28"/>
           <w:u w:val="single"/>
@@ -850,7 +839,6 @@
       <w:proofErr w:type="spellEnd"/>
       <w:r>
         <w:rPr>
-          <w:rFonts w:ascii="Times New Roman" w:eastAsia="Times New Roman" w:hAnsi="Times New Roman" w:cs="Times New Roman"/>
           <w:sz w:val="28"/>
           <w:szCs w:val="28"/>
           <w:u w:val="single"/>
@@ -859,7 +847,6 @@
       </w:r>
       <w:r>
         <w:rPr>
-          <w:rFonts w:ascii="Times New Roman" w:eastAsia="Times New Roman" w:hAnsi="Times New Roman" w:cs="Times New Roman"/>
           <w:sz w:val="28"/>
           <w:szCs w:val="28"/>
         </w:rPr>
@@ -912,17 +899,14 @@
     </w:p>
     <w:p>
       <w:pPr>
-        <w:spacing w:after="0" w:line="360" w:lineRule="auto"/>
-        <w:rPr>
-          <w:rFonts w:ascii="Times New Roman" w:eastAsia="Times New Roman" w:hAnsi="Times New Roman" w:cs="Times New Roman"/>
-          <w:bCs/>
-          <w:sz w:val="28"/>
-          <w:szCs w:val="28"/>
-        </w:rPr>
-      </w:pPr>
-      <w:r>
-        <w:rPr>
-          <w:rFonts w:ascii="Times New Roman" w:eastAsia="Times New Roman" w:hAnsi="Times New Roman" w:cs="Times New Roman"/>
+        <w:spacing w:after="0" w:line="240" w:lineRule="auto"/>
+        <w:rPr>
+          <w:sz w:val="28"/>
+          <w:szCs w:val="28"/>
+        </w:rPr>
+      </w:pPr>
+      <w:r>
+        <w:rPr>
           <w:sz w:val="28"/>
           <w:szCs w:val="28"/>
         </w:rPr>
@@ -930,7 +914,6 @@
       </w:r>
       <w:r>
         <w:rPr>
-          <w:rFonts w:ascii="Times New Roman" w:eastAsia="Times New Roman" w:hAnsi="Times New Roman" w:cs="Times New Roman"/>
           <w:sz w:val="28"/>
           <w:szCs w:val="28"/>
         </w:rPr>
@@ -939,7 +922,6 @@
       </w:r>
       <w:r>
         <w:rPr>
-          <w:rFonts w:ascii="Times New Roman" w:eastAsia="Times New Roman" w:hAnsi="Times New Roman" w:cs="Times New Roman"/>
           <w:sz w:val="28"/>
           <w:szCs w:val="28"/>
         </w:rPr>
@@ -947,7 +929,6 @@
       </w:r>
       <w:r>
         <w:rPr>
-          <w:rFonts w:ascii="Times New Roman" w:eastAsia="Times New Roman" w:hAnsi="Times New Roman" w:cs="Times New Roman"/>
           <w:sz w:val="28"/>
           <w:szCs w:val="28"/>
         </w:rPr>
@@ -955,7 +936,6 @@
       </w:r>
       <w:r>
         <w:rPr>
-          <w:rFonts w:ascii="Times New Roman" w:eastAsia="Times New Roman" w:hAnsi="Times New Roman" w:cs="Times New Roman"/>
           <w:sz w:val="28"/>
           <w:szCs w:val="28"/>
         </w:rPr>
@@ -974,17 +954,14 @@
     </w:p>
     <w:p>
       <w:pPr>
-        <w:spacing w:after="0" w:line="360" w:lineRule="auto"/>
-        <w:rPr>
-          <w:rFonts w:ascii="Times New Roman" w:eastAsia="Times New Roman" w:hAnsi="Times New Roman" w:cs="Times New Roman"/>
-          <w:bCs/>
-          <w:sz w:val="28"/>
-          <w:szCs w:val="28"/>
-        </w:rPr>
-      </w:pPr>
-      <w:r>
-        <w:rPr>
-          <w:rFonts w:ascii="Times New Roman" w:eastAsia="Times New Roman" w:hAnsi="Times New Roman" w:cs="Times New Roman"/>
+        <w:spacing w:after="0" w:line="240" w:lineRule="auto"/>
+        <w:rPr>
+          <w:sz w:val="28"/>
+          <w:szCs w:val="28"/>
+        </w:rPr>
+      </w:pPr>
+      <w:r>
+        <w:rPr>
           <w:sz w:val="28"/>
           <w:szCs w:val="28"/>
         </w:rPr>
@@ -992,7 +969,6 @@
       </w:r>
       <w:r>
         <w:rPr>
-          <w:rFonts w:ascii="Times New Roman" w:eastAsia="Times New Roman" w:hAnsi="Times New Roman" w:cs="Times New Roman"/>
           <w:bCs/>
           <w:sz w:val="28"/>
           <w:szCs w:val="28"/>
@@ -1001,7 +977,6 @@
       </w:r>
       <w:r>
         <w:rPr>
-          <w:rFonts w:ascii="Times New Roman" w:eastAsia="Times New Roman" w:hAnsi="Times New Roman" w:cs="Times New Roman"/>
           <w:sz w:val="28"/>
           <w:szCs w:val="28"/>
         </w:rPr>
@@ -1040,17 +1015,15 @@
     </w:p>
     <w:p>
       <w:pPr>
-        <w:spacing w:after="0" w:line="360" w:lineRule="auto"/>
-        <w:rPr>
-          <w:rFonts w:ascii="Times New Roman" w:eastAsia="Times New Roman" w:hAnsi="Times New Roman" w:cs="Times New Roman"/>
-          <w:bCs/>
-          <w:sz w:val="28"/>
-          <w:szCs w:val="28"/>
-        </w:rPr>
-      </w:pPr>
-      <w:r>
-        <w:rPr>
-          <w:rFonts w:ascii="Times New Roman" w:eastAsia="Times New Roman" w:hAnsi="Times New Roman" w:cs="Times New Roman"/>
+        <w:spacing w:after="0" w:line="240" w:lineRule="auto"/>
+        <w:jc w:val="center"/>
+        <w:rPr>
+          <w:sz w:val="28"/>
+          <w:szCs w:val="28"/>
+        </w:rPr>
+      </w:pPr>
+      <w:r>
+        <w:rPr>
           <w:sz w:val="28"/>
           <w:szCs w:val="28"/>
         </w:rPr>
@@ -1059,17 +1032,15 @@
     </w:p>
     <w:p>
       <w:pPr>
-        <w:spacing w:after="0" w:line="360" w:lineRule="auto"/>
-        <w:rPr>
-          <w:rFonts w:ascii="Times New Roman" w:eastAsia="Times New Roman" w:hAnsi="Times New Roman" w:cs="Times New Roman"/>
-          <w:bCs/>
-          <w:sz w:val="28"/>
-          <w:szCs w:val="28"/>
-        </w:rPr>
-      </w:pPr>
-      <w:r>
-        <w:rPr>
-          <w:rFonts w:ascii="Times New Roman" w:eastAsia="Times New Roman" w:hAnsi="Times New Roman" w:cs="Times New Roman"/>
+        <w:spacing w:after="0" w:line="240" w:lineRule="auto"/>
+        <w:jc w:val="center"/>
+        <w:rPr>
+          <w:sz w:val="28"/>
+          <w:szCs w:val="28"/>
+        </w:rPr>
+      </w:pPr>
+      <w:r>
+        <w:rPr>
           <w:sz w:val="28"/>
           <w:szCs w:val="28"/>
         </w:rPr>
@@ -2130,7 +2101,25 @@
           <w:sz w:val="28"/>
           <w:szCs w:val="28"/>
         </w:rPr>
-        <w:t>Анализ шестнадцатеричного дампа inode-записи: значение 0x00000017 = 23 байта — совпадает с реальным размером файла. Это подтверждает, что поле i_size в структуре inode корректно отражает количество байт данных.</w:t>
+        <w:t>0x00000017 = 23</w:t>
+      </w:r>
+      <w:r>
+        <w:rPr>
+          <w:rFonts w:ascii="Times New Roman" w:eastAsia="Times New Roman" w:hAnsi="Times New Roman" w:cs="Times New Roman"/>
+          <w:bCs/>
+          <w:sz w:val="28"/>
+          <w:szCs w:val="28"/>
+        </w:rPr>
+        <w:t>,</w:t>
+      </w:r>
+      <w:r>
+        <w:rPr>
+          <w:rFonts w:ascii="Times New Roman" w:eastAsia="Times New Roman" w:hAnsi="Times New Roman" w:cs="Times New Roman"/>
+          <w:bCs/>
+          <w:sz w:val="28"/>
+          <w:szCs w:val="28"/>
+        </w:rPr>
+        <w:t xml:space="preserve"> что совпадает с размером файла.</w:t>
       </w:r>
     </w:p>
     <w:p>
@@ -2152,7 +2141,7 @@
           <w:sz w:val="28"/>
           <w:szCs w:val="28"/>
         </w:rPr>
-        <w:t>Количество экстентов — 1. Файл небольшого размера и занимает непрерывный блок данных на диске, что является оптимальной ситуацией с точки зрения производительности чтения.</w:t>
+        <w:t>Количество экстентов – 1.</w:t>
       </w:r>
     </w:p>
     <w:p>
